--- a/mps-nivel-c/oficial/04_registros/AASP_Andamento-Processuais/ITP-AASPAP01-001_Estrategia-de-Integracao.docx
+++ b/mps-nivel-c/oficial/04_registros/AASP_Andamento-Processuais/ITP-AASPAP01-001_Estrategia-de-Integracao.docx
@@ -444,13 +444,7 @@
               <w:spacing w:before="40" w:after="40"/>
             </w:pPr>
             <w:r>
-              <w:rPr>
-                <w:rFonts w:ascii="Calibri" w:hAnsi="Calibri"/>
-                <w:b w:val="0"/>
-                <w:i w:val="0"/>
-                <w:sz w:val="20"/>
-              </w:rPr>
-              <w:t>Cezar Hiraki Velazquez</w:t>
+              <w:t>Abraão Oliveira</w:t>
             </w:r>
           </w:p>
         </w:tc>

--- a/mps-nivel-c/oficial/04_registros/AASP_Andamento-Processuais/ITP-AASPAP01-001_Estrategia-de-Integracao.docx
+++ b/mps-nivel-c/oficial/04_registros/AASP_Andamento-Processuais/ITP-AASPAP01-001_Estrategia-de-Integracao.docx
@@ -34,7 +34,7 @@
           <w:color w:val="555555"/>
           <w:sz w:val="20"/>
         </w:rPr>
-        <w:t>ITP-AASPAP01-001   ·   Versão Data   ·   11/06/2026   ·   Timeware Brasil</w:t>
+        <w:t>ITP-AASPAP01-001   ·   Versão 1.0   ·   11/06/2026   ·   Timeware Brasil</w:t>
       </w:r>
     </w:p>
     <w:p>
@@ -1756,7 +1756,7 @@
           <w:i w:val="0"/>
           <w:sz w:val="22"/>
         </w:rPr>
-        <w:t xml:space="preserve">A entrega em produção segue o rito de GMUD: montagem de pacote de publicação e scripts DDL versionados no Azure DevOps, validação em homologação e agendamento com a Infraestrutura. Tags de baseline: </w:t>
+        <w:t>A entrega em produção segue o rito de GMUD: montagem de pacote de publicação e scripts DDL versionados no Azure DevOps, validação em homologação e agendamento com a Infraestrutura. Tags de baseline: v220 (legado / ponto de partida), v230 (Fases 1–2), v240/v241 (Fases 3–4). Escopo adicional formalizado em CR-AASPAP01-001 (homologação EPROC/ESAJ) (campos Observacao/Segredo/CodigoFonteAPI e tratamentos de erro).</w:t>
       </w:r>
       <w:r>
         <w:rPr>
@@ -1766,7 +1766,6 @@
           <w:color w:val="333333"/>
           <w:sz w:val="20"/>
         </w:rPr>
-        <w:t>v220</w:t>
       </w:r>
       <w:r>
         <w:rPr>
@@ -1775,7 +1774,6 @@
           <w:i w:val="0"/>
           <w:sz w:val="22"/>
         </w:rPr>
-        <w:t xml:space="preserve"> (legado / ponto de partida), </w:t>
       </w:r>
       <w:r>
         <w:rPr>
@@ -1785,7 +1783,6 @@
           <w:color w:val="333333"/>
           <w:sz w:val="20"/>
         </w:rPr>
-        <w:t>v230</w:t>
       </w:r>
       <w:r>
         <w:rPr>
@@ -1794,7 +1791,6 @@
           <w:i w:val="0"/>
           <w:sz w:val="22"/>
         </w:rPr>
-        <w:t xml:space="preserve"> (Fases 1–2), </w:t>
       </w:r>
       <w:r>
         <w:rPr>
@@ -1804,7 +1800,6 @@
           <w:color w:val="333333"/>
           <w:sz w:val="20"/>
         </w:rPr>
-        <w:t>v240</w:t>
       </w:r>
       <w:r>
         <w:rPr>
@@ -1813,7 +1808,6 @@
           <w:i w:val="0"/>
           <w:sz w:val="22"/>
         </w:rPr>
-        <w:t>/</w:t>
       </w:r>
       <w:r>
         <w:rPr>
@@ -1823,7 +1817,6 @@
           <w:color w:val="333333"/>
           <w:sz w:val="20"/>
         </w:rPr>
-        <w:t>v241</w:t>
       </w:r>
       <w:r>
         <w:rPr>
@@ -1832,7 +1825,6 @@
           <w:i w:val="0"/>
           <w:sz w:val="22"/>
         </w:rPr>
-        <w:t xml:space="preserve"> (Fases 3–4). Escopo adicional formalizado em CR-AASPAP01-001 (homologação EPROC/ESAJ) e CR-AASPAP01-002 (campos </w:t>
       </w:r>
       <w:r>
         <w:rPr>
@@ -1842,7 +1834,6 @@
           <w:color w:val="333333"/>
           <w:sz w:val="20"/>
         </w:rPr>
-        <w:t>Observacao</w:t>
       </w:r>
       <w:r>
         <w:rPr>
@@ -1851,7 +1842,6 @@
           <w:i w:val="0"/>
           <w:sz w:val="22"/>
         </w:rPr>
-        <w:t>/</w:t>
       </w:r>
       <w:r>
         <w:rPr>
@@ -1861,7 +1851,6 @@
           <w:color w:val="333333"/>
           <w:sz w:val="20"/>
         </w:rPr>
-        <w:t>Segredo</w:t>
       </w:r>
       <w:r>
         <w:rPr>
@@ -1870,7 +1859,6 @@
           <w:i w:val="0"/>
           <w:sz w:val="22"/>
         </w:rPr>
-        <w:t>/</w:t>
       </w:r>
       <w:r>
         <w:rPr>
@@ -1880,7 +1868,6 @@
           <w:color w:val="333333"/>
           <w:sz w:val="20"/>
         </w:rPr>
-        <w:t>CodigoFonteAPI</w:t>
       </w:r>
       <w:r>
         <w:rPr>
@@ -1889,7 +1876,6 @@
           <w:i w:val="0"/>
           <w:sz w:val="22"/>
         </w:rPr>
-        <w:t xml:space="preserve"> e tratamentos de erro).</w:t>
       </w:r>
     </w:p>
     <w:p>
@@ -2134,7 +2120,7 @@
                 <w:i w:val="0"/>
                 <w:sz w:val="20"/>
               </w:rPr>
-              <w:t>Estratégia de integração consolidada a partir do Registro de Projeto AASP_AndamentosProcessuais, do INTAKE-PROJETO_AASPAP01 e do GCO-AASPAP01-001.</w:t>
+              <w:t>Estratégia de integração consolidada a partir do Registro de Projeto AASP_AndamentosProcessuais, do GEST-AASPAP01 e do GCO-AASPAP01-001.</w:t>
             </w:r>
           </w:p>
         </w:tc>

--- a/mps-nivel-c/oficial/04_registros/AASP_Andamento-Processuais/ITP-AASPAP01-001_Estrategia-de-Integracao.docx
+++ b/mps-nivel-c/oficial/04_registros/AASP_Andamento-Processuais/ITP-AASPAP01-001_Estrategia-de-Integracao.docx
@@ -1756,7 +1756,7 @@
           <w:i w:val="0"/>
           <w:sz w:val="22"/>
         </w:rPr>
-        <w:t>A entrega em produção segue o rito de GMUD: montagem de pacote de publicação e scripts DDL versionados no Azure DevOps, validação em homologação e agendamento com a Infraestrutura. Tags de baseline: v220 (legado / ponto de partida), v230 (Fases 1–2), v240/v241 (Fases 3–4). Escopo adicional formalizado em CR-AASPAP01-001 (homologação EPROC/ESAJ) (campos Observacao/Segredo/CodigoFonteAPI e tratamentos de erro).</w:t>
+        <w:t>A entrega em produção segue o rito de GMUD: montagem de pacote de publicação e scripts DDL versionados no Azure DevOps, validação em homologação e agendamento com a Infraestrutura. Tags de baseline: v220 (legado / ponto de partida), v230 (Fases 1–2), v240/v241 (Fases 3–4). Escopo adicional formalizado em CR-AASPAP01-002 (homologação EPROC/ESAJ) (campos Observacao/Segredo/CodigoFonteAPI e tratamentos de erro).</w:t>
       </w:r>
       <w:r>
         <w:rPr>

--- a/mps-nivel-c/oficial/04_registros/AASP_Andamento-Processuais/ITP-AASPAP01-001_Estrategia-de-Integracao.docx
+++ b/mps-nivel-c/oficial/04_registros/AASP_Andamento-Processuais/ITP-AASPAP01-001_Estrategia-de-Integracao.docx
@@ -1756,7 +1756,7 @@
           <w:i w:val="0"/>
           <w:sz w:val="22"/>
         </w:rPr>
-        <w:t>A entrega em produção segue o rito de GMUD: montagem de pacote de publicação e scripts DDL versionados no Azure DevOps, validação em homologação e agendamento com a Infraestrutura. Tags de baseline: v220 (legado / ponto de partida), v230 (Fases 1–2), v240/v241 (Fases 3–4). Escopo adicional formalizado em CR-AASPAP01-002 (homologação EPROC/ESAJ) (campos Observacao/Segredo/CodigoFonteAPI e tratamentos de erro).</w:t>
+        <w:t>A entrega em produção segue o rito de GMUD: montagem de pacote de publicação e scripts DDL versionados no Azure DevOps, validação em homologação e agendamento com a Infraestrutura. Tags de baseline: v220 (legado / ponto de partida), v230 (Fases 1–2), v240/v241 (Fases 3–4). Escopo adicional formalizado em CR-AASPAP01-002 (campos Observacao/Segredo/CodigoFonteAPI e tratamentos de erro).</w:t>
       </w:r>
       <w:r>
         <w:rPr>

--- a/mps-nivel-c/oficial/04_registros/AASP_Andamento-Processuais/ITP-AASPAP01-001_Estrategia-de-Integracao.docx
+++ b/mps-nivel-c/oficial/04_registros/AASP_Andamento-Processuais/ITP-AASPAP01-001_Estrategia-de-Integracao.docx
@@ -1600,32 +1600,7 @@
         <w:spacing w:before="0" w:after="120"/>
       </w:pPr>
       <w:r>
-        <w:rPr>
-          <w:rFonts w:ascii="Calibri" w:hAnsi="Calibri"/>
-          <w:b w:val="0"/>
-          <w:i w:val="0"/>
-          <w:sz w:val="22"/>
-        </w:rPr>
-        <w:t xml:space="preserve">Azure DevOps (controle de versão e pipeline; repositório </w:t>
-      </w:r>
-      <w:r>
-        <w:rPr>
-          <w:rFonts w:ascii="Courier New" w:hAnsi="Courier New"/>
-          <w:b w:val="0"/>
-          <w:i w:val="0"/>
-          <w:color w:val="333333"/>
-          <w:sz w:val="20"/>
-        </w:rPr>
-        <w:t>andamentosProcessuais</w:t>
-      </w:r>
-      <w:r>
-        <w:rPr>
-          <w:rFonts w:ascii="Calibri" w:hAnsi="Calibri"/>
-          <w:b w:val="0"/>
-          <w:i w:val="0"/>
-          <w:sz w:val="22"/>
-        </w:rPr>
-        <w:t>/AndamentosProcessuais); desenvolvimento local em .NET + SQL Server; homologação por amostragem em ambiente compartilhado com o projeto AASP_CNJ (sem Elasticsearch dedicado); produção na AASP com SQL Server, Elasticsearch e RabbitMQ. Ver GCO-AASPAP01-001.</w:t>
+        <w:t>GitLab (controle de versão, Merge Requests e pipeline CI/CD; repositório aasp/andamentosprocessuais); desenvolvimento local em .NET + SQL Server; homologação por amostragem em ambiente compartilhado com o projeto AASP_CNJ (sem Elasticsearch dedicado); produção na AASP com SQL Server, Elasticsearch e RabbitMQ. Ver GCO-AASPAP01-001.</w:t>
       </w:r>
     </w:p>
     <w:p>
@@ -1750,132 +1725,7 @@
         <w:spacing w:before="0" w:after="120"/>
       </w:pPr>
       <w:r>
-        <w:rPr>
-          <w:rFonts w:ascii="Calibri" w:hAnsi="Calibri"/>
-          <w:b w:val="0"/>
-          <w:i w:val="0"/>
-          <w:sz w:val="22"/>
-        </w:rPr>
-        <w:t>A entrega em produção segue o rito de GMUD: montagem de pacote de publicação e scripts DDL versionados no Azure DevOps, validação em homologação e agendamento com a Infraestrutura. Tags de baseline: v220 (legado / ponto de partida), v230 (Fases 1–2), v240/v241 (Fases 3–4). Escopo adicional formalizado em CR-AASPAP01-002 (campos Observacao/Segredo/CodigoFonteAPI e tratamentos de erro).</w:t>
-      </w:r>
-      <w:r>
-        <w:rPr>
-          <w:rFonts w:ascii="Courier New" w:hAnsi="Courier New"/>
-          <w:b w:val="0"/>
-          <w:i w:val="0"/>
-          <w:color w:val="333333"/>
-          <w:sz w:val="20"/>
-        </w:rPr>
-      </w:r>
-      <w:r>
-        <w:rPr>
-          <w:rFonts w:ascii="Calibri" w:hAnsi="Calibri"/>
-          <w:b w:val="0"/>
-          <w:i w:val="0"/>
-          <w:sz w:val="22"/>
-        </w:rPr>
-      </w:r>
-      <w:r>
-        <w:rPr>
-          <w:rFonts w:ascii="Courier New" w:hAnsi="Courier New"/>
-          <w:b w:val="0"/>
-          <w:i w:val="0"/>
-          <w:color w:val="333333"/>
-          <w:sz w:val="20"/>
-        </w:rPr>
-      </w:r>
-      <w:r>
-        <w:rPr>
-          <w:rFonts w:ascii="Calibri" w:hAnsi="Calibri"/>
-          <w:b w:val="0"/>
-          <w:i w:val="0"/>
-          <w:sz w:val="22"/>
-        </w:rPr>
-      </w:r>
-      <w:r>
-        <w:rPr>
-          <w:rFonts w:ascii="Courier New" w:hAnsi="Courier New"/>
-          <w:b w:val="0"/>
-          <w:i w:val="0"/>
-          <w:color w:val="333333"/>
-          <w:sz w:val="20"/>
-        </w:rPr>
-      </w:r>
-      <w:r>
-        <w:rPr>
-          <w:rFonts w:ascii="Calibri" w:hAnsi="Calibri"/>
-          <w:b w:val="0"/>
-          <w:i w:val="0"/>
-          <w:sz w:val="22"/>
-        </w:rPr>
-      </w:r>
-      <w:r>
-        <w:rPr>
-          <w:rFonts w:ascii="Courier New" w:hAnsi="Courier New"/>
-          <w:b w:val="0"/>
-          <w:i w:val="0"/>
-          <w:color w:val="333333"/>
-          <w:sz w:val="20"/>
-        </w:rPr>
-      </w:r>
-      <w:r>
-        <w:rPr>
-          <w:rFonts w:ascii="Calibri" w:hAnsi="Calibri"/>
-          <w:b w:val="0"/>
-          <w:i w:val="0"/>
-          <w:sz w:val="22"/>
-        </w:rPr>
-      </w:r>
-      <w:r>
-        <w:rPr>
-          <w:rFonts w:ascii="Courier New" w:hAnsi="Courier New"/>
-          <w:b w:val="0"/>
-          <w:i w:val="0"/>
-          <w:color w:val="333333"/>
-          <w:sz w:val="20"/>
-        </w:rPr>
-      </w:r>
-      <w:r>
-        <w:rPr>
-          <w:rFonts w:ascii="Calibri" w:hAnsi="Calibri"/>
-          <w:b w:val="0"/>
-          <w:i w:val="0"/>
-          <w:sz w:val="22"/>
-        </w:rPr>
-      </w:r>
-      <w:r>
-        <w:rPr>
-          <w:rFonts w:ascii="Courier New" w:hAnsi="Courier New"/>
-          <w:b w:val="0"/>
-          <w:i w:val="0"/>
-          <w:color w:val="333333"/>
-          <w:sz w:val="20"/>
-        </w:rPr>
-      </w:r>
-      <w:r>
-        <w:rPr>
-          <w:rFonts w:ascii="Calibri" w:hAnsi="Calibri"/>
-          <w:b w:val="0"/>
-          <w:i w:val="0"/>
-          <w:sz w:val="22"/>
-        </w:rPr>
-      </w:r>
-      <w:r>
-        <w:rPr>
-          <w:rFonts w:ascii="Courier New" w:hAnsi="Courier New"/>
-          <w:b w:val="0"/>
-          <w:i w:val="0"/>
-          <w:color w:val="333333"/>
-          <w:sz w:val="20"/>
-        </w:rPr>
-      </w:r>
-      <w:r>
-        <w:rPr>
-          <w:rFonts w:ascii="Calibri" w:hAnsi="Calibri"/>
-          <w:b w:val="0"/>
-          <w:i w:val="0"/>
-          <w:sz w:val="22"/>
-        </w:rPr>
+        <w:t>A entrega em produção segue o rito de GMUD: montagem de pacote de publicação e scripts DDL versionados no GitLab, validação em homologação e agendamento com a Infraestrutura. Tags de baseline: v220 (legado / ponto de partida), v230 (Fases 1–2), v2.0.0/v2.0.1 (Fases 3–4 e hotfix, releases no GitLab). Escopo adicional formalizado em CR-AASPAP01-002 (campos Observacao/Segredo/CodigoFonteAPI e tratamentos de erro).</w:t>
       </w:r>
     </w:p>
     <w:p>

--- a/mps-nivel-c/oficial/04_registros/AASP_Andamento-Processuais/ITP-AASPAP01-001_Estrategia-de-Integracao.docx
+++ b/mps-nivel-c/oficial/04_registros/AASP_Andamento-Processuais/ITP-AASPAP01-001_Estrategia-de-Integracao.docx
@@ -384,17 +384,8 @@
             </w:tcMar>
           </w:tcPr>
           <w:p>
-            <w:pPr>
-              <w:spacing w:before="40" w:after="40"/>
-            </w:pPr>
             <w:r>
-              <w:rPr>
-                <w:rFonts w:ascii="Calibri" w:hAnsi="Calibri"/>
-                <w:b w:val="0"/>
-                <w:i w:val="0"/>
-                <w:sz w:val="20"/>
-              </w:rPr>
-              <w:t>11/06/2026</w:t>
+              <w:t>09/01/2026</w:t>
             </w:r>
           </w:p>
         </w:tc>
@@ -1910,17 +1901,8 @@
             </w:tcMar>
           </w:tcPr>
           <w:p>
-            <w:pPr>
-              <w:spacing w:before="40" w:after="40"/>
-            </w:pPr>
             <w:r>
-              <w:rPr>
-                <w:rFonts w:ascii="Calibri" w:hAnsi="Calibri"/>
-                <w:b w:val="0"/>
-                <w:i w:val="0"/>
-                <w:sz w:val="20"/>
-              </w:rPr>
-              <w:t>11/06/2026</w:t>
+              <w:t>09/01/2026</w:t>
             </w:r>
           </w:p>
         </w:tc>
@@ -1935,17 +1917,8 @@
             </w:tcMar>
           </w:tcPr>
           <w:p>
-            <w:pPr>
-              <w:spacing w:before="40" w:after="40"/>
-            </w:pPr>
             <w:r>
-              <w:rPr>
-                <w:rFonts w:ascii="Calibri" w:hAnsi="Calibri"/>
-                <w:b w:val="0"/>
-                <w:i w:val="0"/>
-                <w:sz w:val="20"/>
-              </w:rPr>
-              <w:t>Time de Melhoria Contínua</w:t>
+              <w:t>Equipe Técnica</w:t>
             </w:r>
           </w:p>
         </w:tc>

--- a/mps-nivel-c/oficial/04_registros/AASP_Andamento-Processuais/ITP-AASPAP01-001_Estrategia-de-Integracao.docx
+++ b/mps-nivel-c/oficial/04_registros/AASP_Andamento-Processuais/ITP-AASPAP01-001_Estrategia-de-Integracao.docx
@@ -34,7 +34,7 @@
           <w:color w:val="555555"/>
           <w:sz w:val="20"/>
         </w:rPr>
-        <w:t>ITP-AASPAP01-001   ·   Versão 1.0   ·   11/06/2026   ·   Timeware Brasil</w:t>
+        <w:t>ITP-AASPAP01-001   ·   Versão 1.0   ·   09/01/2026   ·   Timeware Brasil</w:t>
       </w:r>
     </w:p>
     <w:p>

--- a/mps-nivel-c/oficial/04_registros/AASP_Andamento-Processuais/ITP-AASPAP01-001_Estrategia-de-Integracao.docx
+++ b/mps-nivel-c/oficial/04_registros/AASP_Andamento-Processuais/ITP-AASPAP01-001_Estrategia-de-Integracao.docx
@@ -34,7 +34,7 @@
           <w:color w:val="555555"/>
           <w:sz w:val="20"/>
         </w:rPr>
-        <w:t>ITP-AASPAP01-001   ·   Versão 1.0   ·   09/01/2026   ·   Timeware Brasil</w:t>
+        <w:t>ITP-AASPAP01-001   ·   Versão 1.1   ·   09/01/2026   ·   Timeware Brasil</w:t>
       </w:r>
     </w:p>
     <w:p>
@@ -1619,7 +1619,7 @@
           <w:i w:val="0"/>
           <w:sz w:val="22"/>
         </w:rPr>
-        <w:t xml:space="preserve">Code review aprovado (mínimo 1 revisor além do autor) antes do merge em </w:t>
+        <w:t xml:space="preserve">Code review aprovado (mínimo 2 revisores além do autor) antes do merge em </w:t>
       </w:r>
       <w:r>
         <w:rPr>
@@ -1716,7 +1716,7 @@
         <w:spacing w:before="0" w:after="120"/>
       </w:pPr>
       <w:r>
-        <w:t>A entrega em produção segue o rito de GMUD: montagem de pacote de publicação e scripts DDL versionados no GitLab, validação em homologação e agendamento com a Infraestrutura. Tags de baseline: v220 (legado / ponto de partida), v230 (Fases 1–2), v2.0.0/v2.0.1 (Fases 3–4 e hotfix, releases no GitLab). Escopo adicional formalizado em CR-AASPAP01-002 (campos Observacao/Segredo/CodigoFonteAPI e tratamentos de erro).</w:t>
+        <w:t>A entrega em produção segue o rito de GMUD: montagem de pacote de publicação e scripts DDL versionados no GitLab, validação em homologação e agendamento com a Infraestrutura. Tags de baseline: v220 (legado / ponto de partida), v230 (Fases 1–2), v1.5.0/v1.5.1 (Fases 3–4 e hotfix, releases no GitLab). Escopo adicional formalizado em CR-AASPAP01-002 (campos Observacao/Segredo/CodigoFonteAPI e tratamentos de erro).</w:t>
       </w:r>
     </w:p>
     <w:p>
@@ -1944,6 +1944,48 @@
                 <w:sz w:val="20"/>
               </w:rPr>
               <w:t>Estratégia de integração consolidada a partir do Registro de Projeto AASP_AndamentosProcessuais, do GEST-AASPAP01 e do GCO-AASPAP01-001.</w:t>
+            </w:r>
+          </w:p>
+        </w:tc>
+      </w:tr>
+      <w:tr>
+        <w:tc>
+          <w:tcPr>
+            <w:tcW w:type="dxa" w:w="2225"/>
+          </w:tcPr>
+          <w:p>
+            <w:r>
+              <w:t>1.1</w:t>
+            </w:r>
+          </w:p>
+        </w:tc>
+        <w:tc>
+          <w:tcPr>
+            <w:tcW w:type="dxa" w:w="2225"/>
+          </w:tcPr>
+          <w:p>
+            <w:r>
+              <w:t>24/06/2026</w:t>
+            </w:r>
+          </w:p>
+        </w:tc>
+        <w:tc>
+          <w:tcPr>
+            <w:tcW w:type="dxa" w:w="2225"/>
+          </w:tcPr>
+          <w:p>
+            <w:r>
+              <w:t>Equipe Técnica</w:t>
+            </w:r>
+          </w:p>
+        </w:tc>
+        <w:tc>
+          <w:tcPr>
+            <w:tcW w:type="dxa" w:w="2225"/>
+          </w:tcPr>
+          <w:p>
+            <w:r>
+              <w:t>Reconciliação com o GitLab: releases v1.5.0/v1.5.1 (antes v2.0.0/v2.0.1); política de 2 revisores além do autor.</w:t>
             </w:r>
           </w:p>
         </w:tc>
